--- a/课程设计方案模板.docx
+++ b/课程设计方案模板.docx
@@ -1091,7 +1091,6 @@
         <w:spacing w:line="312" w:lineRule="auto"/>
         <w:ind w:firstLine="420"/>
         <w:rPr>
-          <w:rFonts w:hint="eastAsia"/>
           <w:sz w:val="24"/>
           <w:szCs w:val="24"/>
         </w:rPr>
@@ -1343,12 +1342,20 @@
       <w:pPr>
         <w:spacing w:line="312" w:lineRule="auto"/>
         <w:rPr>
+          <w:b/>
+          <w:sz w:val="24"/>
+          <w:szCs w:val="24"/>
+        </w:rPr>
+      </w:pPr>
+      <w:r>
+        <w:rPr>
           <w:rFonts w:hint="eastAsia"/>
           <w:b/>
           <w:sz w:val="24"/>
           <w:szCs w:val="24"/>
         </w:rPr>
-      </w:pPr>
+        <w:t>1</w:t>
+      </w:r>
       <w:r>
         <w:rPr>
           <w:rFonts w:hint="eastAsia"/>
@@ -1356,7 +1363,7 @@
           <w:sz w:val="24"/>
           <w:szCs w:val="24"/>
         </w:rPr>
-        <w:t>1</w:t>
+        <w:t>、</w:t>
       </w:r>
       <w:r>
         <w:rPr>
@@ -1365,15 +1372,6 @@
           <w:sz w:val="24"/>
           <w:szCs w:val="24"/>
         </w:rPr>
-        <w:t>、</w:t>
-      </w:r>
-      <w:r>
-        <w:rPr>
-          <w:rFonts w:hint="eastAsia"/>
-          <w:b/>
-          <w:sz w:val="24"/>
-          <w:szCs w:val="24"/>
-        </w:rPr>
         <w:t>功能模块设计</w:t>
       </w:r>
     </w:p>
@@ -1381,7 +1379,6 @@
       <w:pPr>
         <w:spacing w:line="312" w:lineRule="auto"/>
         <w:rPr>
-          <w:rFonts w:hint="eastAsia"/>
           <w:sz w:val="24"/>
           <w:szCs w:val="24"/>
         </w:rPr>
@@ -1657,7 +1654,6 @@
       <w:pPr>
         <w:spacing w:line="312" w:lineRule="auto"/>
         <w:rPr>
-          <w:rFonts w:hint="eastAsia"/>
           <w:b/>
           <w:sz w:val="24"/>
           <w:szCs w:val="24"/>
@@ -2818,6 +2814,339 @@
     </w:tbl>
     <w:p>
       <w:pPr>
+        <w:pStyle w:val="a3"/>
+        <w:numPr>
+          <w:ilvl w:val="0"/>
+          <w:numId w:val="4"/>
+        </w:numPr>
+        <w:spacing w:beforeLines="50" w:before="156" w:afterLines="50" w:after="156" w:line="312" w:lineRule="auto"/>
+        <w:ind w:firstLineChars="0"/>
+        <w:rPr>
+          <w:rFonts w:ascii="黑体" w:eastAsia="黑体" w:hAnsi="黑体"/>
+          <w:sz w:val="28"/>
+          <w:szCs w:val="28"/>
+        </w:rPr>
+      </w:pPr>
+      <w:r>
+        <w:rPr>
+          <w:rFonts w:ascii="黑体" w:eastAsia="黑体" w:hAnsi="黑体" w:hint="eastAsia"/>
+          <w:sz w:val="28"/>
+          <w:szCs w:val="28"/>
+        </w:rPr>
+        <w:t>用户表</w:t>
+      </w:r>
+    </w:p>
+    <w:tbl>
+      <w:tblPr>
+        <w:tblW w:w="5000" w:type="pct"/>
+        <w:tblBorders>
+          <w:top w:val="single" w:sz="4" w:space="0" w:color="auto"/>
+          <w:left w:val="single" w:sz="4" w:space="0" w:color="auto"/>
+          <w:bottom w:val="single" w:sz="4" w:space="0" w:color="auto"/>
+          <w:right w:val="single" w:sz="4" w:space="0" w:color="auto"/>
+          <w:insideH w:val="single" w:sz="4" w:space="0" w:color="auto"/>
+          <w:insideV w:val="single" w:sz="4" w:space="0" w:color="auto"/>
+        </w:tblBorders>
+        <w:tblLayout w:type="fixed"/>
+        <w:tblCellMar>
+          <w:top w:w="80" w:type="dxa"/>
+          <w:left w:w="120" w:type="dxa"/>
+          <w:bottom w:w="80" w:type="dxa"/>
+          <w:right w:w="120" w:type="dxa"/>
+        </w:tblCellMar>
+        <w:tblLook w:val="04A0" w:firstRow="1" w:lastRow="0" w:firstColumn="1" w:lastColumn="0" w:noHBand="0" w:noVBand="1"/>
+      </w:tblPr>
+      <w:tblGrid>
+        <w:gridCol w:w="2414"/>
+        <w:gridCol w:w="2074"/>
+        <w:gridCol w:w="1394"/>
+        <w:gridCol w:w="2414"/>
+      </w:tblGrid>
+      <w:tr>
+        <w:trPr>
+          <w:tblHeader/>
+        </w:trPr>
+        <w:tc>
+          <w:tcPr>
+            <w:tcW w:w="2730" w:type="dxa"/>
+          </w:tcPr>
+          <w:p>
+            <w:r>
+              <w:rPr>
+                <w:b/>
+                <w:bCs/>
+              </w:rPr>
+              <w:t>字段名称</w:t>
+            </w:r>
+          </w:p>
+        </w:tc>
+        <w:tc>
+          <w:tcPr>
+            <w:tcW w:w="2340" w:type="dxa"/>
+          </w:tcPr>
+          <w:p>
+            <w:r>
+              <w:rPr>
+                <w:b/>
+                <w:bCs/>
+              </w:rPr>
+              <w:t>类型</w:t>
+            </w:r>
+          </w:p>
+        </w:tc>
+        <w:tc>
+          <w:tcPr>
+            <w:tcW w:w="1560" w:type="dxa"/>
+          </w:tcPr>
+          <w:p>
+            <w:r>
+              <w:rPr>
+                <w:b/>
+                <w:bCs/>
+              </w:rPr>
+              <w:t>主键</w:t>
+            </w:r>
+          </w:p>
+        </w:tc>
+        <w:tc>
+          <w:tcPr>
+            <w:tcW w:w="2730" w:type="dxa"/>
+          </w:tcPr>
+          <w:p>
+            <w:r>
+              <w:rPr>
+                <w:b/>
+                <w:bCs/>
+              </w:rPr>
+              <w:t>字段含义</w:t>
+            </w:r>
+          </w:p>
+        </w:tc>
+      </w:tr>
+      <w:tr>
+        <w:tc>
+          <w:tcPr>
+            <w:tcW w:w="2730" w:type="dxa"/>
+          </w:tcPr>
+          <w:p>
+            <w:r>
+              <w:rPr>
+                <w:rFonts w:hint="eastAsia"/>
+              </w:rPr>
+              <w:t>id</w:t>
+            </w:r>
+          </w:p>
+        </w:tc>
+        <w:tc>
+          <w:tcPr>
+            <w:tcW w:w="2340" w:type="dxa"/>
+          </w:tcPr>
+          <w:p>
+            <w:r>
+              <w:t>INTEGER</w:t>
+            </w:r>
+          </w:p>
+        </w:tc>
+        <w:tc>
+          <w:tcPr>
+            <w:tcW w:w="1560" w:type="dxa"/>
+          </w:tcPr>
+          <w:p>
+            <w:r>
+              <w:t>是</w:t>
+            </w:r>
+          </w:p>
+        </w:tc>
+        <w:tc>
+          <w:tcPr>
+            <w:tcW w:w="2730" w:type="dxa"/>
+          </w:tcPr>
+          <w:p>
+            <w:pPr>
+              <w:rPr>
+                <w:rFonts w:hint="eastAsia"/>
+              </w:rPr>
+            </w:pPr>
+            <w:r>
+              <w:t>I</w:t>
+            </w:r>
+            <w:r>
+              <w:rPr>
+                <w:rFonts w:hint="eastAsia"/>
+              </w:rPr>
+              <w:t>d</w:t>
+            </w:r>
+          </w:p>
+        </w:tc>
+      </w:tr>
+      <w:tr>
+        <w:tc>
+          <w:tcPr>
+            <w:tcW w:w="2730" w:type="dxa"/>
+          </w:tcPr>
+          <w:p>
+            <w:pPr>
+              <w:rPr>
+                <w:rFonts w:hint="eastAsia"/>
+              </w:rPr>
+            </w:pPr>
+            <w:r>
+              <w:rPr>
+                <w:rFonts w:hint="eastAsia"/>
+              </w:rPr>
+              <w:t>name</w:t>
+            </w:r>
+          </w:p>
+        </w:tc>
+        <w:tc>
+          <w:tcPr>
+            <w:tcW w:w="2340" w:type="dxa"/>
+          </w:tcPr>
+          <w:p>
+            <w:pPr>
+              <w:rPr>
+                <w:rFonts w:hint="eastAsia"/>
+              </w:rPr>
+            </w:pPr>
+            <w:r>
+              <w:rPr>
+                <w:rFonts w:hint="eastAsia"/>
+              </w:rPr>
+              <w:t>VARCHAR(20)</w:t>
+            </w:r>
+          </w:p>
+        </w:tc>
+        <w:tc>
+          <w:tcPr>
+            <w:tcW w:w="1560" w:type="dxa"/>
+          </w:tcPr>
+          <w:p>
+            <w:pPr>
+              <w:rPr>
+                <w:rFonts w:hint="eastAsia"/>
+              </w:rPr>
+            </w:pPr>
+            <w:r>
+              <w:rPr>
+                <w:rFonts w:hint="eastAsia"/>
+              </w:rPr>
+              <w:t>否</w:t>
+            </w:r>
+          </w:p>
+        </w:tc>
+        <w:tc>
+          <w:tcPr>
+            <w:tcW w:w="2730" w:type="dxa"/>
+          </w:tcPr>
+          <w:p>
+            <w:r>
+              <w:rPr>
+                <w:rFonts w:hint="eastAsia"/>
+              </w:rPr>
+              <w:t>名字</w:t>
+            </w:r>
+          </w:p>
+        </w:tc>
+      </w:tr>
+      <w:tr>
+        <w:tc>
+          <w:tcPr>
+            <w:tcW w:w="2730" w:type="dxa"/>
+          </w:tcPr>
+          <w:p>
+            <w:pPr>
+              <w:rPr>
+                <w:rFonts w:hint="eastAsia"/>
+              </w:rPr>
+            </w:pPr>
+            <w:r>
+              <w:rPr>
+                <w:rFonts w:hint="eastAsia"/>
+              </w:rPr>
+              <w:t>password</w:t>
+            </w:r>
+          </w:p>
+        </w:tc>
+        <w:tc>
+          <w:tcPr>
+            <w:tcW w:w="2340" w:type="dxa"/>
+          </w:tcPr>
+          <w:p>
+            <w:pPr>
+              <w:rPr>
+                <w:rFonts w:hint="eastAsia"/>
+              </w:rPr>
+            </w:pPr>
+            <w:r>
+              <w:rPr>
+                <w:rFonts w:hint="eastAsia"/>
+              </w:rPr>
+              <w:t>VARCHAR(20)</w:t>
+            </w:r>
+          </w:p>
+        </w:tc>
+        <w:tc>
+          <w:tcPr>
+            <w:tcW w:w="1560" w:type="dxa"/>
+          </w:tcPr>
+          <w:p>
+            <w:pPr>
+              <w:rPr>
+                <w:rFonts w:hint="eastAsia"/>
+              </w:rPr>
+            </w:pPr>
+            <w:r>
+              <w:rPr>
+                <w:rFonts w:hint="eastAsia"/>
+              </w:rPr>
+              <w:t>否</w:t>
+            </w:r>
+          </w:p>
+        </w:tc>
+        <w:tc>
+          <w:tcPr>
+            <w:tcW w:w="2730" w:type="dxa"/>
+          </w:tcPr>
+          <w:p>
+            <w:pPr>
+              <w:rPr>
+                <w:rFonts w:hint="eastAsia"/>
+              </w:rPr>
+            </w:pPr>
+            <w:r>
+              <w:rPr>
+                <w:rFonts w:hint="eastAsia"/>
+              </w:rPr>
+              <w:t>密码</w:t>
+            </w:r>
+          </w:p>
+        </w:tc>
+      </w:tr>
+    </w:tbl>
+    <w:p>
+      <w:pPr>
+        <w:pStyle w:val="a3"/>
+        <w:spacing w:beforeLines="50" w:before="156" w:afterLines="50" w:after="156" w:line="312" w:lineRule="auto"/>
+        <w:ind w:left="360" w:firstLineChars="0" w:firstLine="0"/>
+        <w:rPr>
+          <w:rFonts w:ascii="黑体" w:eastAsia="黑体" w:hAnsi="黑体" w:hint="eastAsia"/>
+          <w:sz w:val="28"/>
+          <w:szCs w:val="28"/>
+        </w:rPr>
+      </w:pPr>
+    </w:p>
+    <w:p>
+      <w:pPr>
+        <w:spacing w:beforeLines="50" w:before="156" w:afterLines="50" w:after="156" w:line="312" w:lineRule="auto"/>
+        <w:rPr>
+          <w:rFonts w:ascii="黑体" w:eastAsia="黑体" w:hAnsi="黑体" w:hint="eastAsia"/>
+          <w:sz w:val="30"/>
+          <w:szCs w:val="30"/>
+        </w:rPr>
+      </w:pPr>
+    </w:p>
+    <w:p>
+      <w:pPr>
         <w:spacing w:beforeLines="50" w:before="156" w:afterLines="50" w:after="156" w:line="312" w:lineRule="auto"/>
         <w:rPr>
           <w:rFonts w:ascii="黑体" w:eastAsia="黑体" w:hAnsi="黑体"/>
@@ -2854,7 +3183,7 @@
       <w:pPr>
         <w:spacing w:beforeLines="50" w:before="156" w:afterLines="50" w:after="156" w:line="312" w:lineRule="auto"/>
         <w:rPr>
-          <w:rFonts w:ascii="黑体" w:eastAsia="黑体" w:hAnsi="黑体" w:hint="eastAsia"/>
+          <w:rFonts w:ascii="黑体" w:eastAsia="黑体" w:hAnsi="黑体"/>
           <w:sz w:val="30"/>
           <w:szCs w:val="30"/>
         </w:rPr>
